--- a/docs/manuals/01_管理者運用マニュアル.docx
+++ b/docs/manuals/01_管理者運用マニュアル.docx
@@ -105,7 +105,7 @@
                 <w:rFonts w:ascii="Arial" w:hAnsi="Arial" w:eastAsia="Yu Gothic"/>
                 <w:sz w:val="18"/>
               </w:rPr>
-              <w:t>Ver.1.0</w:t>
+              <w:t>Ver.1.1</w:t>
             </w:r>
           </w:p>
         </w:tc>
@@ -424,6 +424,88 @@
                 <w:sz w:val="17"/>
               </w:rPr>
               <w:t>更新者</w:t>
+            </w:r>
+          </w:p>
+        </w:tc>
+      </w:tr>
+      <w:tr>
+        <w:tc>
+          <w:tcPr>
+            <w:tcW w:type="dxa" w:w="936"/>
+            <w:tcMar>
+              <w:top w:w="90" w:type="dxa"/>
+              <w:start w:w="120" w:type="dxa"/>
+              <w:bottom w:w="90" w:type="dxa"/>
+              <w:end w:w="120" w:type="dxa"/>
+            </w:tcMar>
+          </w:tcPr>
+          <w:p>
+            <w:r>
+              <w:rPr>
+                <w:rFonts w:ascii="Arial" w:hAnsi="Arial" w:eastAsia="Yu Gothic"/>
+                <w:sz w:val="17"/>
+              </w:rPr>
+              <w:t>1.1</w:t>
+            </w:r>
+          </w:p>
+        </w:tc>
+        <w:tc>
+          <w:tcPr>
+            <w:tcW w:type="dxa" w:w="1655"/>
+            <w:tcMar>
+              <w:top w:w="90" w:type="dxa"/>
+              <w:start w:w="120" w:type="dxa"/>
+              <w:bottom w:w="90" w:type="dxa"/>
+              <w:end w:w="120" w:type="dxa"/>
+            </w:tcMar>
+          </w:tcPr>
+          <w:p>
+            <w:r>
+              <w:rPr>
+                <w:rFonts w:ascii="Arial" w:hAnsi="Arial" w:eastAsia="Yu Gothic"/>
+                <w:sz w:val="17"/>
+              </w:rPr>
+              <w:t>2026年7月14日</w:t>
+            </w:r>
+          </w:p>
+        </w:tc>
+        <w:tc>
+          <w:tcPr>
+            <w:tcW w:type="dxa" w:w="5472"/>
+            <w:tcMar>
+              <w:top w:w="90" w:type="dxa"/>
+              <w:start w:w="120" w:type="dxa"/>
+              <w:bottom w:w="90" w:type="dxa"/>
+              <w:end w:w="120" w:type="dxa"/>
+            </w:tcMar>
+          </w:tcPr>
+          <w:p>
+            <w:r>
+              <w:rPr>
+                <w:rFonts w:ascii="Arial" w:hAnsi="Arial" w:eastAsia="Yu Gothic"/>
+                <w:sz w:val="17"/>
+              </w:rPr>
+              <w:t>最終レビュー：権限・未実装範囲・引継ぎ確認を明確化</w:t>
+            </w:r>
+          </w:p>
+        </w:tc>
+        <w:tc>
+          <w:tcPr>
+            <w:tcW w:type="dxa" w:w="1440"/>
+            <w:tcMar>
+              <w:top w:w="90" w:type="dxa"/>
+              <w:start w:w="120" w:type="dxa"/>
+              <w:bottom w:w="90" w:type="dxa"/>
+              <w:end w:w="120" w:type="dxa"/>
+            </w:tcMar>
+          </w:tcPr>
+          <w:p>
+            <w:r>
+              <w:rPr>
+                <w:rFonts w:ascii="Arial" w:hAnsi="Arial" w:eastAsia="Yu Gothic"/>
+                <w:sz w:val="17"/>
+              </w:rPr>
+              <w:t>一般社団法人 玉島青年会議所</w:t>
             </w:r>
           </w:p>
         </w:tc>
@@ -588,84 +670,6 @@
           </w:p>
         </w:tc>
       </w:tr>
-      <w:tr>
-        <w:tc>
-          <w:tcPr>
-            <w:tcW w:type="dxa" w:w="936"/>
-            <w:tcMar>
-              <w:top w:w="90" w:type="dxa"/>
-              <w:start w:w="120" w:type="dxa"/>
-              <w:bottom w:w="90" w:type="dxa"/>
-              <w:end w:w="120" w:type="dxa"/>
-            </w:tcMar>
-          </w:tcPr>
-          <w:p>
-            <w:r>
-              <w:rPr>
-                <w:rFonts w:ascii="Arial" w:hAnsi="Arial" w:eastAsia="Yu Gothic"/>
-                <w:sz w:val="17"/>
-              </w:rPr>
-            </w:r>
-          </w:p>
-        </w:tc>
-        <w:tc>
-          <w:tcPr>
-            <w:tcW w:type="dxa" w:w="1655"/>
-            <w:tcMar>
-              <w:top w:w="90" w:type="dxa"/>
-              <w:start w:w="120" w:type="dxa"/>
-              <w:bottom w:w="90" w:type="dxa"/>
-              <w:end w:w="120" w:type="dxa"/>
-            </w:tcMar>
-          </w:tcPr>
-          <w:p>
-            <w:r>
-              <w:rPr>
-                <w:rFonts w:ascii="Arial" w:hAnsi="Arial" w:eastAsia="Yu Gothic"/>
-                <w:sz w:val="17"/>
-              </w:rPr>
-            </w:r>
-          </w:p>
-        </w:tc>
-        <w:tc>
-          <w:tcPr>
-            <w:tcW w:type="dxa" w:w="5472"/>
-            <w:tcMar>
-              <w:top w:w="90" w:type="dxa"/>
-              <w:start w:w="120" w:type="dxa"/>
-              <w:bottom w:w="90" w:type="dxa"/>
-              <w:end w:w="120" w:type="dxa"/>
-            </w:tcMar>
-          </w:tcPr>
-          <w:p>
-            <w:r>
-              <w:rPr>
-                <w:rFonts w:ascii="Arial" w:hAnsi="Arial" w:eastAsia="Yu Gothic"/>
-                <w:sz w:val="17"/>
-              </w:rPr>
-            </w:r>
-          </w:p>
-        </w:tc>
-        <w:tc>
-          <w:tcPr>
-            <w:tcW w:type="dxa" w:w="1440"/>
-            <w:tcMar>
-              <w:top w:w="90" w:type="dxa"/>
-              <w:start w:w="120" w:type="dxa"/>
-              <w:bottom w:w="90" w:type="dxa"/>
-              <w:end w:w="120" w:type="dxa"/>
-            </w:tcMar>
-          </w:tcPr>
-          <w:p>
-            <w:r>
-              <w:rPr>
-                <w:rFonts w:ascii="Arial" w:hAnsi="Arial" w:eastAsia="Yu Gothic"/>
-                <w:sz w:val="17"/>
-              </w:rPr>
-            </w:r>
-          </w:p>
-        </w:tc>
-      </w:tr>
     </w:tbl>
     <w:p>
       <w:pPr>
@@ -3941,7 +3945,7 @@
           <w:rFonts w:ascii="Arial" w:hAnsi="Arial" w:eastAsia="Yu Gothic"/>
           <w:sz w:val="20"/>
         </w:rPr>
-        <w:t>CSV出力の利用可否・出力内容は運用開始前に要確認。</w:t>
+        <w:t>CSVダウンロードは現時点で画面上のUIのみで、実ファイル出力は未実装。運用記録は画面確認または別途承認した手段で扱う。</w:t>
       </w:r>
     </w:p>
     <w:tbl>
@@ -4413,7 +4417,7 @@
           <w:rFonts w:ascii="Arial" w:hAnsi="Arial" w:eastAsia="Yu Gothic"/>
           <w:sz w:val="20"/>
         </w:rPr>
-        <w:t>外部プッシュ通知の配信は要確認。</w:t>
+        <w:t>お知らせの保存・公開範囲設定は実装済み。対象者ごとの通知レコード自動作成と外部プッシュ配信は未実装。</w:t>
       </w:r>
     </w:p>
     <w:tbl>
@@ -4770,7 +4774,7 @@
           <w:rFonts w:ascii="Arial" w:hAnsi="Arial" w:eastAsia="Yu Gothic"/>
           <w:sz w:val="20"/>
         </w:rPr>
-        <w:t>実ファイルのSupabase Storage保存は運用開始前に要確認。</w:t>
+        <w:t>資料画面の登録・ダウンロードは現時点でUIのみ。メタデータ保存、Supabase Storage保存、実ファイルダウンロードは未実装のため、正式資料の唯一の保管先として使わない。</w:t>
       </w:r>
     </w:p>
     <w:tbl>
@@ -5101,7 +5105,7 @@
           <w:rFonts w:ascii="Arial" w:hAnsi="Arial" w:eastAsia="Yu Gothic"/>
           <w:sz w:val="20"/>
         </w:rPr>
-        <w:t>月次で管理者一覧と監査ログの要確認事項を見直す。</w:t>
+        <w:t>月次で現在年度の管理者一覧と監査ログを確認する。資料保存・CSV・通知配信の未実装範囲は、代替運用の担当と保管場所を記録する。</w:t>
       </w:r>
     </w:p>
     <w:p>
@@ -7744,7 +7748,7 @@
         <w:color w:val="667085"/>
         <w:sz w:val="17"/>
       </w:rPr>
-      <w:t xml:space="preserve">Ver.1.0 | </w:t>
+      <w:t xml:space="preserve">Ver.1.1 | </w:t>
     </w:r>
     <w:r>
       <w:rPr>
